--- a/Knowledge/3-Work knowledge/1-Software Engineering/2-Testing/5-My Source/1-ISTQB Foundation Level/4-Dynamic Testing/1-Types of Integration Testing Approaches/4-Big-bang Integration Testing.docx
+++ b/Knowledge/3-Work knowledge/1-Software Engineering/2-Testing/5-My Source/1-ISTQB Foundation Level/4-Dynamic Testing/1-Types of Integration Testing Approaches/4-Big-bang Integration Testing.docx
@@ -33,77 +33,103 @@
       </w:pPr>
       <w:r>
         <w:rPr>
+          <w:rFonts w:ascii="Arial" w:eastAsia="Arial" w:hAnsi="Arial" w:cs="Arial"/>
           <w:b/>
-          <w:shd w:val="clear" w:color="auto" w:fill="B7B7B7"/>
-        </w:rPr>
-        <w:t># Source</w:t>
-      </w:r>
-      <w:r>
-        <w:rPr>
-          <w:shd w:val="clear" w:color="auto" w:fill="B7B7B7"/>
-        </w:rPr>
-        <w:t xml:space="preserve">: </w:t>
-      </w:r>
-      <w:r>
-        <w:rPr>
+          <w:color w:val="000000"/>
+          <w:sz w:val="18"/>
+          <w:highlight w:val="lightGray"/>
+        </w:rPr>
+        <w:t># Source: AI Source: Provided by: [Data Path</w:t>
+      </w:r>
+      <w:r>
+        <w:rPr>
+          <w:rFonts w:ascii="Arial" w:eastAsia="Arial" w:hAnsi="Arial" w:cs="Arial"/>
+          <w:color w:val="000000"/>
+          <w:sz w:val="18"/>
+          <w:highlight w:val="lightGray"/>
+        </w:rPr>
+        <w:t xml:space="preserve">: Persons Table -&gt; ID Column: 1, Name_En Column: Motasem Essam] -&gt; </w:t>
+      </w:r>
+      <w:r>
+        <w:rPr>
+          <w:rFonts w:ascii="Arial" w:eastAsia="Arial" w:hAnsi="Arial" w:cs="Arial"/>
           <w:b/>
-          <w:shd w:val="clear" w:color="auto" w:fill="B7B7B7"/>
-        </w:rPr>
-        <w:t xml:space="preserve">Chatgpt </w:t>
-      </w:r>
-      <w:r>
-        <w:rPr>
+          <w:color w:val="000000"/>
+          <w:sz w:val="18"/>
+          <w:highlight w:val="lightGray"/>
+        </w:rPr>
+        <w:t>From:</w:t>
+      </w:r>
+      <w:r>
+        <w:rPr>
+          <w:rFonts w:ascii="Arial" w:eastAsia="Arial" w:hAnsi="Arial" w:cs="Arial"/>
+          <w:color w:val="000000"/>
+          <w:sz w:val="18"/>
+          <w:highlight w:val="lightGray"/>
+        </w:rPr>
+        <w:t xml:space="preserve"> [Chatgpt (GPT</w:t>
+      </w:r>
+      <w:r>
+        <w:rPr>
+          <w:rFonts w:ascii="Arial" w:eastAsia="Arial" w:hAnsi="Arial" w:cs="Cambria Math"/>
+          <w:color w:val="000000"/>
+          <w:sz w:val="18"/>
+          <w:highlight w:val="lightGray"/>
+        </w:rPr>
+        <w:t>‑</w:t>
+      </w:r>
+      <w:r>
+        <w:rPr>
+          <w:rFonts w:ascii="Arial" w:eastAsia="Arial" w:hAnsi="Arial" w:cs="Arial"/>
+          <w:color w:val="000000"/>
+          <w:sz w:val="18"/>
+          <w:highlight w:val="lightGray"/>
+        </w:rPr>
+        <w:t xml:space="preserve">5 Mini)] </w:t>
+      </w:r>
+      <w:r>
+        <w:rPr>
+          <w:rFonts w:ascii="Arial" w:eastAsia="Arial" w:hAnsi="Arial" w:cs="Arial"/>
           <w:b/>
-          <w:sz w:val="14"/>
-          <w:szCs w:val="14"/>
-          <w:shd w:val="clear" w:color="auto" w:fill="B7B7B7"/>
-        </w:rPr>
-        <w:t>(GPT</w:t>
-      </w:r>
-      <w:r>
-        <w:rPr>
-          <w:rFonts w:ascii="Cambria Math" w:hAnsi="Cambria Math" w:cs="Cambria Math"/>
+          <w:color w:val="000000"/>
+          <w:sz w:val="18"/>
+          <w:highlight w:val="lightGray"/>
+        </w:rPr>
+        <w:t>on</w:t>
+      </w:r>
+      <w:r>
+        <w:rPr>
+          <w:rFonts w:ascii="Arial" w:eastAsia="Arial" w:hAnsi="Arial"/>
+          <w:sz w:val="18"/>
+          <w:highlight w:val="lightGray"/>
+        </w:rPr>
+        <w:t xml:space="preserve"> [8/22/2025]</w:t>
+      </w:r>
+    </w:p>
+    <w:p>
+      <w:pPr>
+        <w:spacing w:before="240" w:after="240"/>
+        <w:rPr>
+          <w:rFonts w:ascii="Roboto Mono" w:eastAsia="Roboto Mono" w:hAnsi="Roboto Mono" w:cs="Roboto Mono"/>
+        </w:rPr>
+      </w:pPr>
+      <w:r>
+        <w:rPr>
+          <w:rFonts w:ascii="Roboto Mono" w:eastAsia="Roboto Mono" w:hAnsi="Roboto Mono" w:cs="Roboto Mono"/>
           <w:b/>
-          <w:sz w:val="14"/>
-          <w:szCs w:val="14"/>
-          <w:shd w:val="clear" w:color="auto" w:fill="B7B7B7"/>
-        </w:rPr>
-        <w:t>‑</w:t>
-      </w:r>
-      <w:r>
-        <w:rPr>
+        </w:rPr>
+        <w:t>Big-bang Integration Testing</w:t>
+      </w:r>
+      <w:r>
+        <w:rPr>
+          <w:rFonts w:ascii="Roboto Mono" w:eastAsia="Roboto Mono" w:hAnsi="Roboto Mono" w:cs="Roboto Mono"/>
+        </w:rPr>
+        <w:t xml:space="preserve"> is an approach where </w:t>
+      </w:r>
+      <w:r>
+        <w:rPr>
+          <w:rFonts w:ascii="Roboto Mono" w:eastAsia="Roboto Mono" w:hAnsi="Roboto Mono" w:cs="Roboto Mono"/>
           <w:b/>
-          <w:sz w:val="14"/>
-          <w:szCs w:val="14"/>
-          <w:shd w:val="clear" w:color="auto" w:fill="B7B7B7"/>
-        </w:rPr>
-        <w:t>5 Mini) at [8/22/2025]</w:t>
-      </w:r>
-    </w:p>
-    <w:p>
-      <w:pPr>
-        <w:spacing w:before="240" w:after="240"/>
-        <w:rPr>
-          <w:rFonts w:ascii="Roboto Mono" w:eastAsia="Roboto Mono" w:hAnsi="Roboto Mono" w:cs="Roboto Mono"/>
-        </w:rPr>
-      </w:pPr>
-      <w:r>
-        <w:rPr>
-          <w:rFonts w:ascii="Roboto Mono" w:eastAsia="Roboto Mono" w:hAnsi="Roboto Mono" w:cs="Roboto Mono"/>
-          <w:b/>
-        </w:rPr>
-        <w:t>Big-bang Integration Testing</w:t>
-      </w:r>
-      <w:r>
-        <w:rPr>
-          <w:rFonts w:ascii="Roboto Mono" w:eastAsia="Roboto Mono" w:hAnsi="Roboto Mono" w:cs="Roboto Mono"/>
-        </w:rPr>
-        <w:t xml:space="preserve"> is an approach where </w:t>
-      </w:r>
-      <w:r>
-        <w:rPr>
-          <w:rFonts w:ascii="Roboto Mono" w:eastAsia="Roboto Mono" w:hAnsi="Roboto Mono" w:cs="Roboto Mono"/>
-          <w:b/>
         </w:rPr>
         <w:t>all components/modules are combined together at once</w:t>
       </w:r>
@@ -116,7 +142,7 @@
     </w:p>
     <w:p>
       <w:r>
-        <w:pict w14:anchorId="1AB7C102">
+        <w:pict w14:anchorId="601C26E4">
           <v:rect id="_x0000_i1025" style="width:0;height:1.5pt" o:hralign="center" o:hrstd="t" o:hr="t" fillcolor="#a0a0a0" stroked="f"/>
         </w:pict>
       </w:r>
@@ -140,51 +166,77 @@
       </w:pPr>
       <w:r>
         <w:rPr>
+          <w:rFonts w:ascii="Arial" w:eastAsia="Arial" w:hAnsi="Arial" w:cs="Arial"/>
           <w:b/>
-          <w:shd w:val="clear" w:color="auto" w:fill="B7B7B7"/>
-        </w:rPr>
-        <w:t># Source</w:t>
-      </w:r>
-      <w:r>
-        <w:rPr>
-          <w:shd w:val="clear" w:color="auto" w:fill="B7B7B7"/>
-        </w:rPr>
-        <w:t xml:space="preserve">: </w:t>
-      </w:r>
-      <w:r>
-        <w:rPr>
+          <w:color w:val="000000"/>
+          <w:sz w:val="18"/>
+          <w:highlight w:val="lightGray"/>
+        </w:rPr>
+        <w:t># Source: AI Source: Provided by: [Data Path</w:t>
+      </w:r>
+      <w:r>
+        <w:rPr>
+          <w:rFonts w:ascii="Arial" w:eastAsia="Arial" w:hAnsi="Arial" w:cs="Arial"/>
+          <w:color w:val="000000"/>
+          <w:sz w:val="18"/>
+          <w:highlight w:val="lightGray"/>
+        </w:rPr>
+        <w:t xml:space="preserve">: Persons Table -&gt; ID Column: 1, Name_En Column: Motasem Essam] -&gt; </w:t>
+      </w:r>
+      <w:r>
+        <w:rPr>
+          <w:rFonts w:ascii="Arial" w:eastAsia="Arial" w:hAnsi="Arial" w:cs="Arial"/>
           <w:b/>
-          <w:shd w:val="clear" w:color="auto" w:fill="B7B7B7"/>
-        </w:rPr>
-        <w:t xml:space="preserve">Chatgpt </w:t>
-      </w:r>
-      <w:r>
-        <w:rPr>
+          <w:color w:val="000000"/>
+          <w:sz w:val="18"/>
+          <w:highlight w:val="lightGray"/>
+        </w:rPr>
+        <w:t>From:</w:t>
+      </w:r>
+      <w:r>
+        <w:rPr>
+          <w:rFonts w:ascii="Arial" w:eastAsia="Arial" w:hAnsi="Arial" w:cs="Arial"/>
+          <w:color w:val="000000"/>
+          <w:sz w:val="18"/>
+          <w:highlight w:val="lightGray"/>
+        </w:rPr>
+        <w:t xml:space="preserve"> [Chatgpt (GPT</w:t>
+      </w:r>
+      <w:r>
+        <w:rPr>
+          <w:rFonts w:ascii="Arial" w:eastAsia="Arial" w:hAnsi="Arial" w:cs="Cambria Math"/>
+          <w:color w:val="000000"/>
+          <w:sz w:val="18"/>
+          <w:highlight w:val="lightGray"/>
+        </w:rPr>
+        <w:t>‑</w:t>
+      </w:r>
+      <w:r>
+        <w:rPr>
+          <w:rFonts w:ascii="Arial" w:eastAsia="Arial" w:hAnsi="Arial" w:cs="Arial"/>
+          <w:color w:val="000000"/>
+          <w:sz w:val="18"/>
+          <w:highlight w:val="lightGray"/>
+        </w:rPr>
+        <w:t xml:space="preserve">5 Mini)] </w:t>
+      </w:r>
+      <w:r>
+        <w:rPr>
+          <w:rFonts w:ascii="Arial" w:eastAsia="Arial" w:hAnsi="Arial" w:cs="Arial"/>
           <w:b/>
-          <w:sz w:val="14"/>
-          <w:szCs w:val="14"/>
-          <w:shd w:val="clear" w:color="auto" w:fill="B7B7B7"/>
-        </w:rPr>
-        <w:t>(GPT</w:t>
-      </w:r>
-      <w:r>
-        <w:rPr>
-          <w:rFonts w:ascii="Cambria Math" w:hAnsi="Cambria Math" w:cs="Cambria Math"/>
-          <w:b/>
-          <w:sz w:val="14"/>
-          <w:szCs w:val="14"/>
-          <w:shd w:val="clear" w:color="auto" w:fill="B7B7B7"/>
-        </w:rPr>
-        <w:t>‑</w:t>
-      </w:r>
-      <w:r>
-        <w:rPr>
-          <w:b/>
-          <w:sz w:val="14"/>
-          <w:szCs w:val="14"/>
-          <w:shd w:val="clear" w:color="auto" w:fill="B7B7B7"/>
-        </w:rPr>
-        <w:t>5 Mini) at [8/22/2025]</w:t>
+          <w:color w:val="000000"/>
+          <w:sz w:val="18"/>
+          <w:highlight w:val="lightGray"/>
+        </w:rPr>
+        <w:t>on</w:t>
+      </w:r>
+      <w:r>
+        <w:rPr>
+          <w:rFonts w:ascii="Arial" w:eastAsia="Arial" w:hAnsi="Arial"/>
+          <w:sz w:val="18"/>
+          <w:highlight w:val="lightGray"/>
+        </w:rPr>
+        <w:t xml:space="preserve"> [8/22/2025]</w:t>
       </w:r>
     </w:p>
     <w:p>
@@ -193,7 +245,7 @@
           <w:ilvl w:val="0"/>
           <w:numId w:val="2"/>
         </w:numPr>
-        <w:spacing w:before="240"/>
+        <w:spacing w:before="240" w:after="0" w:line="276" w:lineRule="auto"/>
         <w:rPr>
           <w:rFonts w:ascii="Roboto Mono" w:eastAsia="Roboto Mono" w:hAnsi="Roboto Mono" w:cs="Roboto Mono"/>
         </w:rPr>
@@ -217,6 +269,7 @@
           <w:ilvl w:val="0"/>
           <w:numId w:val="2"/>
         </w:numPr>
+        <w:spacing w:after="0" w:line="276" w:lineRule="auto"/>
       </w:pPr>
       <w:r>
         <w:rPr>
@@ -250,6 +303,7 @@
           <w:ilvl w:val="0"/>
           <w:numId w:val="2"/>
         </w:numPr>
+        <w:spacing w:after="0" w:line="276" w:lineRule="auto"/>
         <w:rPr>
           <w:rFonts w:ascii="Roboto Mono" w:eastAsia="Roboto Mono" w:hAnsi="Roboto Mono" w:cs="Roboto Mono"/>
         </w:rPr>
@@ -273,7 +327,7 @@
           <w:ilvl w:val="0"/>
           <w:numId w:val="2"/>
         </w:numPr>
-        <w:spacing w:after="240"/>
+        <w:spacing w:after="240" w:line="276" w:lineRule="auto"/>
       </w:pPr>
       <w:r>
         <w:rPr>
@@ -300,7 +354,7 @@
     </w:p>
     <w:p>
       <w:r>
-        <w:pict w14:anchorId="16742752">
+        <w:pict w14:anchorId="330CD8F6">
           <v:rect id="_x0000_i1026" style="width:0;height:1.5pt" o:hralign="center" o:hrstd="t" o:hr="t" fillcolor="#a0a0a0" stroked="f"/>
         </w:pict>
       </w:r>
@@ -324,51 +378,77 @@
       </w:pPr>
       <w:r>
         <w:rPr>
+          <w:rFonts w:ascii="Arial" w:eastAsia="Arial" w:hAnsi="Arial" w:cs="Arial"/>
           <w:b/>
-          <w:shd w:val="clear" w:color="auto" w:fill="B7B7B7"/>
-        </w:rPr>
-        <w:t># Source</w:t>
-      </w:r>
-      <w:r>
-        <w:rPr>
-          <w:shd w:val="clear" w:color="auto" w:fill="B7B7B7"/>
-        </w:rPr>
-        <w:t xml:space="preserve">: </w:t>
-      </w:r>
-      <w:r>
-        <w:rPr>
+          <w:color w:val="000000"/>
+          <w:sz w:val="18"/>
+          <w:highlight w:val="lightGray"/>
+        </w:rPr>
+        <w:t># Source: AI Source: Provided by: [Data Path</w:t>
+      </w:r>
+      <w:r>
+        <w:rPr>
+          <w:rFonts w:ascii="Arial" w:eastAsia="Arial" w:hAnsi="Arial" w:cs="Arial"/>
+          <w:color w:val="000000"/>
+          <w:sz w:val="18"/>
+          <w:highlight w:val="lightGray"/>
+        </w:rPr>
+        <w:t xml:space="preserve">: Persons Table -&gt; ID Column: 1, Name_En Column: Motasem Essam] -&gt; </w:t>
+      </w:r>
+      <w:r>
+        <w:rPr>
+          <w:rFonts w:ascii="Arial" w:eastAsia="Arial" w:hAnsi="Arial" w:cs="Arial"/>
           <w:b/>
-          <w:shd w:val="clear" w:color="auto" w:fill="B7B7B7"/>
-        </w:rPr>
-        <w:t xml:space="preserve">Chatgpt </w:t>
-      </w:r>
-      <w:r>
-        <w:rPr>
+          <w:color w:val="000000"/>
+          <w:sz w:val="18"/>
+          <w:highlight w:val="lightGray"/>
+        </w:rPr>
+        <w:t>From:</w:t>
+      </w:r>
+      <w:r>
+        <w:rPr>
+          <w:rFonts w:ascii="Arial" w:eastAsia="Arial" w:hAnsi="Arial" w:cs="Arial"/>
+          <w:color w:val="000000"/>
+          <w:sz w:val="18"/>
+          <w:highlight w:val="lightGray"/>
+        </w:rPr>
+        <w:t xml:space="preserve"> [Chatgpt (GPT</w:t>
+      </w:r>
+      <w:r>
+        <w:rPr>
+          <w:rFonts w:ascii="Arial" w:eastAsia="Arial" w:hAnsi="Arial" w:cs="Cambria Math"/>
+          <w:color w:val="000000"/>
+          <w:sz w:val="18"/>
+          <w:highlight w:val="lightGray"/>
+        </w:rPr>
+        <w:t>‑</w:t>
+      </w:r>
+      <w:r>
+        <w:rPr>
+          <w:rFonts w:ascii="Arial" w:eastAsia="Arial" w:hAnsi="Arial" w:cs="Arial"/>
+          <w:color w:val="000000"/>
+          <w:sz w:val="18"/>
+          <w:highlight w:val="lightGray"/>
+        </w:rPr>
+        <w:t xml:space="preserve">5 Mini)] </w:t>
+      </w:r>
+      <w:r>
+        <w:rPr>
+          <w:rFonts w:ascii="Arial" w:eastAsia="Arial" w:hAnsi="Arial" w:cs="Arial"/>
           <w:b/>
-          <w:sz w:val="14"/>
-          <w:szCs w:val="14"/>
-          <w:shd w:val="clear" w:color="auto" w:fill="B7B7B7"/>
-        </w:rPr>
-        <w:t>(GPT</w:t>
-      </w:r>
-      <w:r>
-        <w:rPr>
-          <w:rFonts w:ascii="Cambria Math" w:hAnsi="Cambria Math" w:cs="Cambria Math"/>
-          <w:b/>
-          <w:sz w:val="14"/>
-          <w:szCs w:val="14"/>
-          <w:shd w:val="clear" w:color="auto" w:fill="B7B7B7"/>
-        </w:rPr>
-        <w:t>‑</w:t>
-      </w:r>
-      <w:r>
-        <w:rPr>
-          <w:b/>
-          <w:sz w:val="14"/>
-          <w:szCs w:val="14"/>
-          <w:shd w:val="clear" w:color="auto" w:fill="B7B7B7"/>
-        </w:rPr>
-        <w:t>5 Mini) at [8/22/2025]</w:t>
+          <w:color w:val="000000"/>
+          <w:sz w:val="18"/>
+          <w:highlight w:val="lightGray"/>
+        </w:rPr>
+        <w:t>on</w:t>
+      </w:r>
+      <w:r>
+        <w:rPr>
+          <w:rFonts w:ascii="Arial" w:eastAsia="Arial" w:hAnsi="Arial"/>
+          <w:sz w:val="18"/>
+          <w:highlight w:val="lightGray"/>
+        </w:rPr>
+        <w:t xml:space="preserve"> [8/22/2025]</w:t>
       </w:r>
     </w:p>
     <w:p>
@@ -377,7 +457,7 @@
           <w:ilvl w:val="0"/>
           <w:numId w:val="1"/>
         </w:numPr>
-        <w:spacing w:before="240"/>
+        <w:spacing w:before="240" w:after="0" w:line="276" w:lineRule="auto"/>
       </w:pPr>
       <w:r>
         <w:rPr>
@@ -411,7 +491,7 @@
           <w:ilvl w:val="0"/>
           <w:numId w:val="1"/>
         </w:numPr>
-        <w:spacing w:after="240"/>
+        <w:spacing w:after="240" w:line="276" w:lineRule="auto"/>
       </w:pPr>
       <w:r>
         <w:rPr>
@@ -425,7 +505,7 @@
     </w:p>
     <w:p>
       <w:r>
-        <w:pict w14:anchorId="0115341C">
+        <w:pict w14:anchorId="0EEC30EF">
           <v:rect id="_x0000_i1027" style="width:0;height:1.5pt" o:hralign="center" o:hrstd="t" o:hr="t" fillcolor="#a0a0a0" stroked="f"/>
         </w:pict>
       </w:r>
@@ -440,7 +520,6 @@
       <w:bookmarkStart w:id="4" w:name="_ac3zvni01d54" w:colFirst="0" w:colLast="0"/>
       <w:bookmarkEnd w:id="4"/>
       <w:r>
-        <w:lastRenderedPageBreak/>
         <w:t>🔹 Example</w:t>
       </w:r>
     </w:p>
@@ -450,51 +529,77 @@
       </w:pPr>
       <w:r>
         <w:rPr>
+          <w:rFonts w:ascii="Arial" w:eastAsia="Arial" w:hAnsi="Arial" w:cs="Arial"/>
           <w:b/>
-          <w:shd w:val="clear" w:color="auto" w:fill="B7B7B7"/>
-        </w:rPr>
-        <w:t># Source</w:t>
-      </w:r>
-      <w:r>
-        <w:rPr>
-          <w:shd w:val="clear" w:color="auto" w:fill="B7B7B7"/>
-        </w:rPr>
-        <w:t xml:space="preserve">: </w:t>
-      </w:r>
-      <w:r>
-        <w:rPr>
+          <w:color w:val="000000"/>
+          <w:sz w:val="18"/>
+          <w:highlight w:val="lightGray"/>
+        </w:rPr>
+        <w:t># Source: AI Source: Provided by: [Data Path</w:t>
+      </w:r>
+      <w:r>
+        <w:rPr>
+          <w:rFonts w:ascii="Arial" w:eastAsia="Arial" w:hAnsi="Arial" w:cs="Arial"/>
+          <w:color w:val="000000"/>
+          <w:sz w:val="18"/>
+          <w:highlight w:val="lightGray"/>
+        </w:rPr>
+        <w:t xml:space="preserve">: Persons Table -&gt; ID Column: 1, Name_En Column: Motasem Essam] -&gt; </w:t>
+      </w:r>
+      <w:r>
+        <w:rPr>
+          <w:rFonts w:ascii="Arial" w:eastAsia="Arial" w:hAnsi="Arial" w:cs="Arial"/>
           <w:b/>
-          <w:shd w:val="clear" w:color="auto" w:fill="B7B7B7"/>
-        </w:rPr>
-        <w:t xml:space="preserve">Chatgpt </w:t>
-      </w:r>
-      <w:r>
-        <w:rPr>
+          <w:color w:val="000000"/>
+          <w:sz w:val="18"/>
+          <w:highlight w:val="lightGray"/>
+        </w:rPr>
+        <w:t>From:</w:t>
+      </w:r>
+      <w:r>
+        <w:rPr>
+          <w:rFonts w:ascii="Arial" w:eastAsia="Arial" w:hAnsi="Arial" w:cs="Arial"/>
+          <w:color w:val="000000"/>
+          <w:sz w:val="18"/>
+          <w:highlight w:val="lightGray"/>
+        </w:rPr>
+        <w:t xml:space="preserve"> [Chatgpt (GPT</w:t>
+      </w:r>
+      <w:r>
+        <w:rPr>
+          <w:rFonts w:ascii="Arial" w:eastAsia="Arial" w:hAnsi="Arial" w:cs="Cambria Math"/>
+          <w:color w:val="000000"/>
+          <w:sz w:val="18"/>
+          <w:highlight w:val="lightGray"/>
+        </w:rPr>
+        <w:t>‑</w:t>
+      </w:r>
+      <w:r>
+        <w:rPr>
+          <w:rFonts w:ascii="Arial" w:eastAsia="Arial" w:hAnsi="Arial" w:cs="Arial"/>
+          <w:color w:val="000000"/>
+          <w:sz w:val="18"/>
+          <w:highlight w:val="lightGray"/>
+        </w:rPr>
+        <w:t xml:space="preserve">5 Mini)] </w:t>
+      </w:r>
+      <w:r>
+        <w:rPr>
+          <w:rFonts w:ascii="Arial" w:eastAsia="Arial" w:hAnsi="Arial" w:cs="Arial"/>
           <w:b/>
-          <w:sz w:val="14"/>
-          <w:szCs w:val="14"/>
-          <w:shd w:val="clear" w:color="auto" w:fill="B7B7B7"/>
-        </w:rPr>
-        <w:t>(GPT</w:t>
-      </w:r>
-      <w:r>
-        <w:rPr>
-          <w:rFonts w:ascii="Cambria Math" w:hAnsi="Cambria Math" w:cs="Cambria Math"/>
-          <w:b/>
-          <w:sz w:val="14"/>
-          <w:szCs w:val="14"/>
-          <w:shd w:val="clear" w:color="auto" w:fill="B7B7B7"/>
-        </w:rPr>
-        <w:t>‑</w:t>
-      </w:r>
-      <w:r>
-        <w:rPr>
-          <w:b/>
-          <w:sz w:val="14"/>
-          <w:szCs w:val="14"/>
-          <w:shd w:val="clear" w:color="auto" w:fill="B7B7B7"/>
-        </w:rPr>
-        <w:t>5 Mini) at [8/22/2025]</w:t>
+          <w:color w:val="000000"/>
+          <w:sz w:val="18"/>
+          <w:highlight w:val="lightGray"/>
+        </w:rPr>
+        <w:t>on</w:t>
+      </w:r>
+      <w:r>
+        <w:rPr>
+          <w:rFonts w:ascii="Arial" w:eastAsia="Arial" w:hAnsi="Arial"/>
+          <w:sz w:val="18"/>
+          <w:highlight w:val="lightGray"/>
+        </w:rPr>
+        <w:t xml:space="preserve"> [8/22/2025]</w:t>
       </w:r>
     </w:p>
     <w:p>
@@ -530,7 +635,7 @@
           <w:ilvl w:val="0"/>
           <w:numId w:val="5"/>
         </w:numPr>
-        <w:spacing w:before="240"/>
+        <w:spacing w:before="240" w:after="0" w:line="276" w:lineRule="auto"/>
         <w:rPr>
           <w:rFonts w:ascii="Roboto Mono" w:eastAsia="Roboto Mono" w:hAnsi="Roboto Mono" w:cs="Roboto Mono"/>
         </w:rPr>
@@ -554,6 +659,7 @@
           <w:ilvl w:val="1"/>
           <w:numId w:val="5"/>
         </w:numPr>
+        <w:spacing w:after="0" w:line="276" w:lineRule="auto"/>
         <w:rPr>
           <w:rFonts w:ascii="Roboto Mono" w:eastAsia="Roboto Mono" w:hAnsi="Roboto Mono" w:cs="Roboto Mono"/>
         </w:rPr>
@@ -577,6 +683,7 @@
           <w:ilvl w:val="1"/>
           <w:numId w:val="5"/>
         </w:numPr>
+        <w:spacing w:after="0" w:line="276" w:lineRule="auto"/>
         <w:rPr>
           <w:rFonts w:ascii="Roboto Mono" w:eastAsia="Roboto Mono" w:hAnsi="Roboto Mono" w:cs="Roboto Mono"/>
         </w:rPr>
@@ -600,6 +707,7 @@
           <w:ilvl w:val="1"/>
           <w:numId w:val="5"/>
         </w:numPr>
+        <w:spacing w:after="0" w:line="276" w:lineRule="auto"/>
         <w:rPr>
           <w:rFonts w:ascii="Roboto Mono" w:eastAsia="Roboto Mono" w:hAnsi="Roboto Mono" w:cs="Roboto Mono"/>
         </w:rPr>
@@ -623,6 +731,7 @@
           <w:ilvl w:val="1"/>
           <w:numId w:val="5"/>
         </w:numPr>
+        <w:spacing w:after="0" w:line="276" w:lineRule="auto"/>
         <w:rPr>
           <w:rFonts w:ascii="Roboto Mono" w:eastAsia="Roboto Mono" w:hAnsi="Roboto Mono" w:cs="Roboto Mono"/>
         </w:rPr>
@@ -646,6 +755,7 @@
           <w:ilvl w:val="1"/>
           <w:numId w:val="5"/>
         </w:numPr>
+        <w:spacing w:after="0" w:line="276" w:lineRule="auto"/>
         <w:rPr>
           <w:rFonts w:ascii="Roboto Mono" w:eastAsia="Roboto Mono" w:hAnsi="Roboto Mono" w:cs="Roboto Mono"/>
         </w:rPr>
@@ -669,7 +779,7 @@
           <w:ilvl w:val="1"/>
           <w:numId w:val="5"/>
         </w:numPr>
-        <w:spacing w:after="240"/>
+        <w:spacing w:after="240" w:line="276" w:lineRule="auto"/>
         <w:rPr>
           <w:rFonts w:ascii="Roboto Mono" w:eastAsia="Roboto Mono" w:hAnsi="Roboto Mono" w:cs="Roboto Mono"/>
         </w:rPr>
@@ -720,7 +830,7 @@
           <w:ilvl w:val="0"/>
           <w:numId w:val="4"/>
         </w:numPr>
-        <w:spacing w:before="240"/>
+        <w:spacing w:before="240" w:after="0" w:line="276" w:lineRule="auto"/>
         <w:rPr>
           <w:rFonts w:ascii="Roboto Mono" w:eastAsia="Roboto Mono" w:hAnsi="Roboto Mono" w:cs="Roboto Mono"/>
         </w:rPr>
@@ -744,6 +854,7 @@
           <w:ilvl w:val="0"/>
           <w:numId w:val="4"/>
         </w:numPr>
+        <w:spacing w:after="0" w:line="276" w:lineRule="auto"/>
       </w:pPr>
       <w:r>
         <w:rPr>
@@ -777,7 +888,7 @@
           <w:ilvl w:val="0"/>
           <w:numId w:val="4"/>
         </w:numPr>
-        <w:spacing w:after="240"/>
+        <w:spacing w:after="240" w:line="276" w:lineRule="auto"/>
       </w:pPr>
       <w:r>
         <w:rPr>
@@ -791,7 +902,7 @@
     </w:p>
     <w:p>
       <w:r>
-        <w:pict w14:anchorId="257CB5F2">
+        <w:pict w14:anchorId="161DF2F4">
           <v:rect id="_x0000_i1028" style="width:0;height:1.5pt" o:hralign="center" o:hrstd="t" o:hr="t" fillcolor="#a0a0a0" stroked="f"/>
         </w:pict>
       </w:r>
@@ -815,51 +926,77 @@
       </w:pPr>
       <w:r>
         <w:rPr>
+          <w:rFonts w:ascii="Arial" w:eastAsia="Arial" w:hAnsi="Arial" w:cs="Arial"/>
           <w:b/>
-          <w:shd w:val="clear" w:color="auto" w:fill="B7B7B7"/>
-        </w:rPr>
-        <w:t># Source</w:t>
-      </w:r>
-      <w:r>
-        <w:rPr>
-          <w:shd w:val="clear" w:color="auto" w:fill="B7B7B7"/>
-        </w:rPr>
-        <w:t xml:space="preserve">: </w:t>
-      </w:r>
-      <w:r>
-        <w:rPr>
+          <w:color w:val="000000"/>
+          <w:sz w:val="18"/>
+          <w:highlight w:val="lightGray"/>
+        </w:rPr>
+        <w:t># Source: AI Source: Provided by: [Data Path</w:t>
+      </w:r>
+      <w:r>
+        <w:rPr>
+          <w:rFonts w:ascii="Arial" w:eastAsia="Arial" w:hAnsi="Arial" w:cs="Arial"/>
+          <w:color w:val="000000"/>
+          <w:sz w:val="18"/>
+          <w:highlight w:val="lightGray"/>
+        </w:rPr>
+        <w:t xml:space="preserve">: Persons Table -&gt; ID Column: 1, Name_En Column: Motasem Essam] -&gt; </w:t>
+      </w:r>
+      <w:r>
+        <w:rPr>
+          <w:rFonts w:ascii="Arial" w:eastAsia="Arial" w:hAnsi="Arial" w:cs="Arial"/>
           <w:b/>
-          <w:shd w:val="clear" w:color="auto" w:fill="B7B7B7"/>
-        </w:rPr>
-        <w:t xml:space="preserve">Chatgpt </w:t>
-      </w:r>
-      <w:r>
-        <w:rPr>
+          <w:color w:val="000000"/>
+          <w:sz w:val="18"/>
+          <w:highlight w:val="lightGray"/>
+        </w:rPr>
+        <w:t>From:</w:t>
+      </w:r>
+      <w:r>
+        <w:rPr>
+          <w:rFonts w:ascii="Arial" w:eastAsia="Arial" w:hAnsi="Arial" w:cs="Arial"/>
+          <w:color w:val="000000"/>
+          <w:sz w:val="18"/>
+          <w:highlight w:val="lightGray"/>
+        </w:rPr>
+        <w:t xml:space="preserve"> [Chatgpt (GPT</w:t>
+      </w:r>
+      <w:r>
+        <w:rPr>
+          <w:rFonts w:ascii="Arial" w:eastAsia="Arial" w:hAnsi="Arial" w:cs="Cambria Math"/>
+          <w:color w:val="000000"/>
+          <w:sz w:val="18"/>
+          <w:highlight w:val="lightGray"/>
+        </w:rPr>
+        <w:t>‑</w:t>
+      </w:r>
+      <w:r>
+        <w:rPr>
+          <w:rFonts w:ascii="Arial" w:eastAsia="Arial" w:hAnsi="Arial" w:cs="Arial"/>
+          <w:color w:val="000000"/>
+          <w:sz w:val="18"/>
+          <w:highlight w:val="lightGray"/>
+        </w:rPr>
+        <w:t xml:space="preserve">5 Mini)] </w:t>
+      </w:r>
+      <w:r>
+        <w:rPr>
+          <w:rFonts w:ascii="Arial" w:eastAsia="Arial" w:hAnsi="Arial" w:cs="Arial"/>
           <w:b/>
-          <w:sz w:val="14"/>
-          <w:szCs w:val="14"/>
-          <w:shd w:val="clear" w:color="auto" w:fill="B7B7B7"/>
-        </w:rPr>
-        <w:t>(GPT</w:t>
-      </w:r>
-      <w:r>
-        <w:rPr>
-          <w:rFonts w:ascii="Cambria Math" w:hAnsi="Cambria Math" w:cs="Cambria Math"/>
-          <w:b/>
-          <w:sz w:val="14"/>
-          <w:szCs w:val="14"/>
-          <w:shd w:val="clear" w:color="auto" w:fill="B7B7B7"/>
-        </w:rPr>
-        <w:t>‑</w:t>
-      </w:r>
-      <w:r>
-        <w:rPr>
-          <w:b/>
-          <w:sz w:val="14"/>
-          <w:szCs w:val="14"/>
-          <w:shd w:val="clear" w:color="auto" w:fill="B7B7B7"/>
-        </w:rPr>
-        <w:t>5 Mini) at [8/22/2025]</w:t>
+          <w:color w:val="000000"/>
+          <w:sz w:val="18"/>
+          <w:highlight w:val="lightGray"/>
+        </w:rPr>
+        <w:t>on</w:t>
+      </w:r>
+      <w:r>
+        <w:rPr>
+          <w:rFonts w:ascii="Arial" w:eastAsia="Arial" w:hAnsi="Arial"/>
+          <w:sz w:val="18"/>
+          <w:highlight w:val="lightGray"/>
+        </w:rPr>
+        <w:t xml:space="preserve"> [8/22/2025]</w:t>
       </w:r>
     </w:p>
     <w:p>
@@ -868,7 +1005,7 @@
           <w:ilvl w:val="0"/>
           <w:numId w:val="3"/>
         </w:numPr>
-        <w:spacing w:before="240"/>
+        <w:spacing w:before="240" w:after="0" w:line="276" w:lineRule="auto"/>
       </w:pPr>
       <w:r>
         <w:rPr>
@@ -896,6 +1033,7 @@
           <w:ilvl w:val="0"/>
           <w:numId w:val="3"/>
         </w:numPr>
+        <w:spacing w:after="0" w:line="276" w:lineRule="auto"/>
       </w:pPr>
       <w:r>
         <w:rPr>
@@ -929,16 +1067,15 @@
           <w:ilvl w:val="0"/>
           <w:numId w:val="3"/>
         </w:numPr>
-        <w:spacing w:after="240"/>
-        <w:rPr>
-          <w:rFonts w:ascii="Roboto Mono" w:eastAsia="Roboto Mono" w:hAnsi="Roboto Mono" w:cs="Roboto Mono"/>
-        </w:rPr>
-      </w:pPr>
-      <w:r>
-        <w:rPr>
-          <w:rFonts w:ascii="Roboto Mono" w:eastAsia="Roboto Mono" w:hAnsi="Roboto Mono" w:cs="Roboto Mono"/>
-        </w:rPr>
-        <w:lastRenderedPageBreak/>
+        <w:spacing w:after="240" w:line="276" w:lineRule="auto"/>
+        <w:rPr>
+          <w:rFonts w:ascii="Roboto Mono" w:eastAsia="Roboto Mono" w:hAnsi="Roboto Mono" w:cs="Roboto Mono"/>
+        </w:rPr>
+      </w:pPr>
+      <w:r>
+        <w:rPr>
+          <w:rFonts w:ascii="Roboto Mono" w:eastAsia="Roboto Mono" w:hAnsi="Roboto Mono" w:cs="Roboto Mono"/>
+        </w:rPr>
         <w:t>Quick system integration if development is short.</w:t>
       </w:r>
       <w:r>
@@ -950,7 +1087,7 @@
     </w:p>
     <w:p>
       <w:r>
-        <w:pict w14:anchorId="3C5CB8FE">
+        <w:pict w14:anchorId="15FE41FA">
           <v:rect id="_x0000_i1029" style="width:0;height:1.5pt" o:hralign="center" o:hrstd="t" o:hr="t" fillcolor="#a0a0a0" stroked="f"/>
         </w:pict>
       </w:r>
@@ -974,51 +1111,77 @@
       </w:pPr>
       <w:r>
         <w:rPr>
+          <w:rFonts w:ascii="Arial" w:eastAsia="Arial" w:hAnsi="Arial" w:cs="Arial"/>
           <w:b/>
-          <w:shd w:val="clear" w:color="auto" w:fill="B7B7B7"/>
-        </w:rPr>
-        <w:t># Source</w:t>
-      </w:r>
-      <w:r>
-        <w:rPr>
-          <w:shd w:val="clear" w:color="auto" w:fill="B7B7B7"/>
-        </w:rPr>
-        <w:t xml:space="preserve">: </w:t>
-      </w:r>
-      <w:r>
-        <w:rPr>
+          <w:color w:val="000000"/>
+          <w:sz w:val="18"/>
+          <w:highlight w:val="lightGray"/>
+        </w:rPr>
+        <w:t># Source: AI Source: Provided by: [Data Path</w:t>
+      </w:r>
+      <w:r>
+        <w:rPr>
+          <w:rFonts w:ascii="Arial" w:eastAsia="Arial" w:hAnsi="Arial" w:cs="Arial"/>
+          <w:color w:val="000000"/>
+          <w:sz w:val="18"/>
+          <w:highlight w:val="lightGray"/>
+        </w:rPr>
+        <w:t xml:space="preserve">: Persons Table -&gt; ID Column: 1, Name_En Column: Motasem Essam] -&gt; </w:t>
+      </w:r>
+      <w:r>
+        <w:rPr>
+          <w:rFonts w:ascii="Arial" w:eastAsia="Arial" w:hAnsi="Arial" w:cs="Arial"/>
           <w:b/>
-          <w:shd w:val="clear" w:color="auto" w:fill="B7B7B7"/>
-        </w:rPr>
-        <w:t xml:space="preserve">Chatgpt </w:t>
-      </w:r>
-      <w:r>
-        <w:rPr>
+          <w:color w:val="000000"/>
+          <w:sz w:val="18"/>
+          <w:highlight w:val="lightGray"/>
+        </w:rPr>
+        <w:t>From:</w:t>
+      </w:r>
+      <w:r>
+        <w:rPr>
+          <w:rFonts w:ascii="Arial" w:eastAsia="Arial" w:hAnsi="Arial" w:cs="Arial"/>
+          <w:color w:val="000000"/>
+          <w:sz w:val="18"/>
+          <w:highlight w:val="lightGray"/>
+        </w:rPr>
+        <w:t xml:space="preserve"> [Chatgpt (GPT</w:t>
+      </w:r>
+      <w:r>
+        <w:rPr>
+          <w:rFonts w:ascii="Arial" w:eastAsia="Arial" w:hAnsi="Arial" w:cs="Cambria Math"/>
+          <w:color w:val="000000"/>
+          <w:sz w:val="18"/>
+          <w:highlight w:val="lightGray"/>
+        </w:rPr>
+        <w:t>‑</w:t>
+      </w:r>
+      <w:r>
+        <w:rPr>
+          <w:rFonts w:ascii="Arial" w:eastAsia="Arial" w:hAnsi="Arial" w:cs="Arial"/>
+          <w:color w:val="000000"/>
+          <w:sz w:val="18"/>
+          <w:highlight w:val="lightGray"/>
+        </w:rPr>
+        <w:t xml:space="preserve">5 Mini)] </w:t>
+      </w:r>
+      <w:r>
+        <w:rPr>
+          <w:rFonts w:ascii="Arial" w:eastAsia="Arial" w:hAnsi="Arial" w:cs="Arial"/>
           <w:b/>
-          <w:sz w:val="14"/>
-          <w:szCs w:val="14"/>
-          <w:shd w:val="clear" w:color="auto" w:fill="B7B7B7"/>
-        </w:rPr>
-        <w:t>(GPT</w:t>
-      </w:r>
-      <w:r>
-        <w:rPr>
-          <w:rFonts w:ascii="Cambria Math" w:hAnsi="Cambria Math" w:cs="Cambria Math"/>
-          <w:b/>
-          <w:sz w:val="14"/>
-          <w:szCs w:val="14"/>
-          <w:shd w:val="clear" w:color="auto" w:fill="B7B7B7"/>
-        </w:rPr>
-        <w:t>‑</w:t>
-      </w:r>
-      <w:r>
-        <w:rPr>
-          <w:b/>
-          <w:sz w:val="14"/>
-          <w:szCs w:val="14"/>
-          <w:shd w:val="clear" w:color="auto" w:fill="B7B7B7"/>
-        </w:rPr>
-        <w:t>5 Mini) at [8/22/2025]</w:t>
+          <w:color w:val="000000"/>
+          <w:sz w:val="18"/>
+          <w:highlight w:val="lightGray"/>
+        </w:rPr>
+        <w:t>on</w:t>
+      </w:r>
+      <w:r>
+        <w:rPr>
+          <w:rFonts w:ascii="Arial" w:eastAsia="Arial" w:hAnsi="Arial"/>
+          <w:sz w:val="18"/>
+          <w:highlight w:val="lightGray"/>
+        </w:rPr>
+        <w:t xml:space="preserve"> [8/22/2025]</w:t>
       </w:r>
     </w:p>
     <w:p>
@@ -1027,7 +1190,7 @@
           <w:ilvl w:val="0"/>
           <w:numId w:val="6"/>
         </w:numPr>
-        <w:spacing w:before="240"/>
+        <w:spacing w:before="240" w:after="0" w:line="276" w:lineRule="auto"/>
       </w:pPr>
       <w:r>
         <w:rPr>
@@ -1055,6 +1218,7 @@
           <w:ilvl w:val="0"/>
           <w:numId w:val="6"/>
         </w:numPr>
+        <w:spacing w:after="0" w:line="276" w:lineRule="auto"/>
       </w:pPr>
       <w:r>
         <w:rPr>
@@ -1082,6 +1246,7 @@
           <w:ilvl w:val="0"/>
           <w:numId w:val="6"/>
         </w:numPr>
+        <w:spacing w:after="0" w:line="276" w:lineRule="auto"/>
         <w:rPr>
           <w:rFonts w:ascii="Roboto Mono" w:eastAsia="Roboto Mono" w:hAnsi="Roboto Mono" w:cs="Roboto Mono"/>
         </w:rPr>
@@ -1105,7 +1270,7 @@
           <w:ilvl w:val="0"/>
           <w:numId w:val="6"/>
         </w:numPr>
-        <w:spacing w:after="240"/>
+        <w:spacing w:after="240" w:line="276" w:lineRule="auto"/>
       </w:pPr>
       <w:r>
         <w:rPr>
@@ -1132,7 +1297,7 @@
     </w:p>
     <w:p>
       <w:r>
-        <w:pict w14:anchorId="4C31B077">
+        <w:pict w14:anchorId="5635C44C">
           <v:rect id="_x0000_i1030" style="width:0;height:1.5pt" o:hralign="center" o:hrstd="t" o:hr="t" fillcolor="#a0a0a0" stroked="f"/>
         </w:pict>
       </w:r>
@@ -1156,51 +1321,77 @@
       </w:pPr>
       <w:r>
         <w:rPr>
+          <w:rFonts w:ascii="Arial" w:eastAsia="Arial" w:hAnsi="Arial" w:cs="Arial"/>
           <w:b/>
-          <w:shd w:val="clear" w:color="auto" w:fill="B7B7B7"/>
-        </w:rPr>
-        <w:t># Source</w:t>
-      </w:r>
-      <w:r>
-        <w:rPr>
-          <w:shd w:val="clear" w:color="auto" w:fill="B7B7B7"/>
-        </w:rPr>
-        <w:t xml:space="preserve">: </w:t>
-      </w:r>
-      <w:r>
-        <w:rPr>
+          <w:color w:val="000000"/>
+          <w:sz w:val="18"/>
+          <w:highlight w:val="lightGray"/>
+        </w:rPr>
+        <w:t># Source: AI Source: Provided by: [Data Path</w:t>
+      </w:r>
+      <w:r>
+        <w:rPr>
+          <w:rFonts w:ascii="Arial" w:eastAsia="Arial" w:hAnsi="Arial" w:cs="Arial"/>
+          <w:color w:val="000000"/>
+          <w:sz w:val="18"/>
+          <w:highlight w:val="lightGray"/>
+        </w:rPr>
+        <w:t xml:space="preserve">: Persons Table -&gt; ID Column: 1, Name_En Column: Motasem Essam] -&gt; </w:t>
+      </w:r>
+      <w:r>
+        <w:rPr>
+          <w:rFonts w:ascii="Arial" w:eastAsia="Arial" w:hAnsi="Arial" w:cs="Arial"/>
           <w:b/>
-          <w:shd w:val="clear" w:color="auto" w:fill="B7B7B7"/>
-        </w:rPr>
-        <w:t xml:space="preserve">Chatgpt </w:t>
-      </w:r>
-      <w:r>
-        <w:rPr>
+          <w:color w:val="000000"/>
+          <w:sz w:val="18"/>
+          <w:highlight w:val="lightGray"/>
+        </w:rPr>
+        <w:t>From:</w:t>
+      </w:r>
+      <w:r>
+        <w:rPr>
+          <w:rFonts w:ascii="Arial" w:eastAsia="Arial" w:hAnsi="Arial" w:cs="Arial"/>
+          <w:color w:val="000000"/>
+          <w:sz w:val="18"/>
+          <w:highlight w:val="lightGray"/>
+        </w:rPr>
+        <w:t xml:space="preserve"> [Chatgpt (GPT</w:t>
+      </w:r>
+      <w:r>
+        <w:rPr>
+          <w:rFonts w:ascii="Arial" w:eastAsia="Arial" w:hAnsi="Arial" w:cs="Cambria Math"/>
+          <w:color w:val="000000"/>
+          <w:sz w:val="18"/>
+          <w:highlight w:val="lightGray"/>
+        </w:rPr>
+        <w:t>‑</w:t>
+      </w:r>
+      <w:r>
+        <w:rPr>
+          <w:rFonts w:ascii="Arial" w:eastAsia="Arial" w:hAnsi="Arial" w:cs="Arial"/>
+          <w:color w:val="000000"/>
+          <w:sz w:val="18"/>
+          <w:highlight w:val="lightGray"/>
+        </w:rPr>
+        <w:t xml:space="preserve">5 Mini)] </w:t>
+      </w:r>
+      <w:r>
+        <w:rPr>
+          <w:rFonts w:ascii="Arial" w:eastAsia="Arial" w:hAnsi="Arial" w:cs="Arial"/>
           <w:b/>
-          <w:sz w:val="14"/>
-          <w:szCs w:val="14"/>
-          <w:shd w:val="clear" w:color="auto" w:fill="B7B7B7"/>
-        </w:rPr>
-        <w:t>(GPT</w:t>
-      </w:r>
-      <w:r>
-        <w:rPr>
-          <w:rFonts w:ascii="Cambria Math" w:hAnsi="Cambria Math" w:cs="Cambria Math"/>
-          <w:b/>
-          <w:sz w:val="14"/>
-          <w:szCs w:val="14"/>
-          <w:shd w:val="clear" w:color="auto" w:fill="B7B7B7"/>
-        </w:rPr>
-        <w:t>‑</w:t>
-      </w:r>
-      <w:r>
-        <w:rPr>
-          <w:b/>
-          <w:sz w:val="14"/>
-          <w:szCs w:val="14"/>
-          <w:shd w:val="clear" w:color="auto" w:fill="B7B7B7"/>
-        </w:rPr>
-        <w:t>5 Mini) at [8/22/2025]</w:t>
+          <w:color w:val="000000"/>
+          <w:sz w:val="18"/>
+          <w:highlight w:val="lightGray"/>
+        </w:rPr>
+        <w:t>on</w:t>
+      </w:r>
+      <w:r>
+        <w:rPr>
+          <w:rFonts w:ascii="Arial" w:eastAsia="Arial" w:hAnsi="Arial"/>
+          <w:sz w:val="18"/>
+          <w:highlight w:val="lightGray"/>
+        </w:rPr>
+        <w:t xml:space="preserve"> [8/22/2025]</w:t>
       </w:r>
     </w:p>
     <w:p>
@@ -1209,7 +1400,7 @@
           <w:noProof/>
         </w:rPr>
         <w:drawing>
-          <wp:inline distT="114300" distB="114300" distL="114300" distR="114300" wp14:anchorId="78DA49D3" wp14:editId="694F0F8C">
+          <wp:inline distT="114300" distB="114300" distL="114300" distR="114300" wp14:anchorId="2D8AEAB7" wp14:editId="455B3510">
             <wp:extent cx="5943600" cy="1892300"/>
             <wp:effectExtent l="0" t="0" r="0" b="0"/>
             <wp:docPr id="1" name="image1.png"/>
@@ -1490,7 +1681,6 @@
               <w:rPr>
                 <w:rFonts w:ascii="Roboto Mono" w:eastAsia="Roboto Mono" w:hAnsi="Roboto Mono" w:cs="Roboto Mono"/>
               </w:rPr>
-              <w:lastRenderedPageBreak/>
               <w:t>Test visibility</w:t>
             </w:r>
           </w:p>
@@ -1844,7 +2034,7 @@
     </w:tbl>
     <w:p>
       <w:r>
-        <w:pict w14:anchorId="294BB2A1">
+        <w:pict w14:anchorId="67B88574">
           <v:rect id="_x0000_i1031" style="width:0;height:1.5pt" o:hralign="center" o:hrstd="t" o:hr="t" fillcolor="#a0a0a0" stroked="f"/>
         </w:pict>
       </w:r>
@@ -1893,11 +2083,12 @@
     </w:p>
     <w:p>
       <w:r>
-        <w:pict w14:anchorId="58108575">
+        <w:pict w14:anchorId="2CE497EC">
           <v:rect id="_x0000_i1032" style="width:0;height:1.5pt" o:hralign="center" o:hrstd="t" o:hr="t" fillcolor="#a0a0a0" stroked="f"/>
         </w:pict>
       </w:r>
     </w:p>
+    <w:p/>
     <w:p/>
     <w:p/>
     <w:p/>
@@ -1905,8 +2096,8 @@
     <w:sectPr>
       <w:pgSz w:w="12240" w:h="15840"/>
       <w:pgMar w:top="1440" w:right="1440" w:bottom="1440" w:left="1440" w:header="720" w:footer="720" w:gutter="0"/>
-      <w:pgNumType w:start="1"/>
       <w:cols w:space="720"/>
+      <w:docGrid w:linePitch="360"/>
     </w:sectPr>
   </w:body>
 </w:document>
@@ -3013,18 +3204,6 @@
   <w:style w:type="paragraph" w:default="1" w:styleId="Normal">
     <w:name w:val="Normal"/>
     <w:qFormat/>
-    <w:rsid w:val="0070401C"/>
-    <w:pPr>
-      <w:spacing w:after="0" w:line="276" w:lineRule="auto"/>
-    </w:pPr>
-    <w:rPr>
-      <w:rFonts w:ascii="Arial" w:eastAsia="Arial" w:hAnsi="Arial" w:cs="Arial"/>
-      <w:kern w:val="0"/>
-      <w:sz w:val="22"/>
-      <w:szCs w:val="22"/>
-      <w:lang w:val="en"/>
-      <w14:ligatures w14:val="none"/>
-    </w:rPr>
   </w:style>
   <w:style w:type="paragraph" w:styleId="Heading1">
     <w:name w:val="heading 1"/>
@@ -3033,7 +3212,7 @@
     <w:link w:val="Heading1Char"/>
     <w:uiPriority w:val="9"/>
     <w:qFormat/>
-    <w:rsid w:val="00A678FB"/>
+    <w:rsid w:val="001F5767"/>
     <w:pPr>
       <w:keepNext/>
       <w:keepLines/>
@@ -3055,7 +3234,7 @@
     <w:uiPriority w:val="9"/>
     <w:unhideWhenUsed/>
     <w:qFormat/>
-    <w:rsid w:val="00A678FB"/>
+    <w:rsid w:val="001F5767"/>
     <w:pPr>
       <w:keepNext/>
       <w:keepLines/>
@@ -3078,7 +3257,7 @@
     <w:semiHidden/>
     <w:unhideWhenUsed/>
     <w:qFormat/>
-    <w:rsid w:val="00A678FB"/>
+    <w:rsid w:val="001F5767"/>
     <w:pPr>
       <w:keepNext/>
       <w:keepLines/>
@@ -3101,7 +3280,7 @@
     <w:semiHidden/>
     <w:unhideWhenUsed/>
     <w:qFormat/>
-    <w:rsid w:val="00A678FB"/>
+    <w:rsid w:val="001F5767"/>
     <w:pPr>
       <w:keepNext/>
       <w:keepLines/>
@@ -3124,7 +3303,7 @@
     <w:semiHidden/>
     <w:unhideWhenUsed/>
     <w:qFormat/>
-    <w:rsid w:val="00A678FB"/>
+    <w:rsid w:val="001F5767"/>
     <w:pPr>
       <w:keepNext/>
       <w:keepLines/>
@@ -3145,11 +3324,11 @@
     <w:semiHidden/>
     <w:unhideWhenUsed/>
     <w:qFormat/>
-    <w:rsid w:val="00A678FB"/>
+    <w:rsid w:val="001F5767"/>
     <w:pPr>
       <w:keepNext/>
       <w:keepLines/>
-      <w:spacing w:before="40"/>
+      <w:spacing w:before="40" w:after="0"/>
       <w:outlineLvl w:val="5"/>
     </w:pPr>
     <w:rPr>
@@ -3168,11 +3347,11 @@
     <w:semiHidden/>
     <w:unhideWhenUsed/>
     <w:qFormat/>
-    <w:rsid w:val="00A678FB"/>
+    <w:rsid w:val="001F5767"/>
     <w:pPr>
       <w:keepNext/>
       <w:keepLines/>
-      <w:spacing w:before="40"/>
+      <w:spacing w:before="40" w:after="0"/>
       <w:outlineLvl w:val="6"/>
     </w:pPr>
     <w:rPr>
@@ -3189,10 +3368,11 @@
     <w:semiHidden/>
     <w:unhideWhenUsed/>
     <w:qFormat/>
-    <w:rsid w:val="00A678FB"/>
+    <w:rsid w:val="001F5767"/>
     <w:pPr>
       <w:keepNext/>
       <w:keepLines/>
+      <w:spacing w:after="0"/>
       <w:outlineLvl w:val="7"/>
     </w:pPr>
     <w:rPr>
@@ -3211,10 +3391,11 @@
     <w:semiHidden/>
     <w:unhideWhenUsed/>
     <w:qFormat/>
-    <w:rsid w:val="00A678FB"/>
+    <w:rsid w:val="001F5767"/>
     <w:pPr>
       <w:keepNext/>
       <w:keepLines/>
+      <w:spacing w:after="0"/>
       <w:outlineLvl w:val="8"/>
     </w:pPr>
     <w:rPr>
@@ -3254,7 +3435,7 @@
     <w:basedOn w:val="DefaultParagraphFont"/>
     <w:link w:val="Heading1"/>
     <w:uiPriority w:val="9"/>
-    <w:rsid w:val="00A678FB"/>
+    <w:rsid w:val="001F5767"/>
     <w:rPr>
       <w:rFonts w:asciiTheme="majorHAnsi" w:eastAsiaTheme="majorEastAsia" w:hAnsiTheme="majorHAnsi" w:cstheme="majorBidi"/>
       <w:color w:val="2F5496" w:themeColor="accent1" w:themeShade="BF"/>
@@ -3267,7 +3448,7 @@
     <w:basedOn w:val="DefaultParagraphFont"/>
     <w:link w:val="Heading2"/>
     <w:uiPriority w:val="9"/>
-    <w:rsid w:val="00A678FB"/>
+    <w:rsid w:val="001F5767"/>
     <w:rPr>
       <w:rFonts w:asciiTheme="majorHAnsi" w:eastAsiaTheme="majorEastAsia" w:hAnsiTheme="majorHAnsi" w:cstheme="majorBidi"/>
       <w:color w:val="2F5496" w:themeColor="accent1" w:themeShade="BF"/>
@@ -3281,7 +3462,7 @@
     <w:link w:val="Heading3"/>
     <w:uiPriority w:val="9"/>
     <w:semiHidden/>
-    <w:rsid w:val="00A678FB"/>
+    <w:rsid w:val="001F5767"/>
     <w:rPr>
       <w:rFonts w:eastAsiaTheme="majorEastAsia" w:cstheme="majorBidi"/>
       <w:color w:val="2F5496" w:themeColor="accent1" w:themeShade="BF"/>
@@ -3295,7 +3476,7 @@
     <w:link w:val="Heading4"/>
     <w:uiPriority w:val="9"/>
     <w:semiHidden/>
-    <w:rsid w:val="00A678FB"/>
+    <w:rsid w:val="001F5767"/>
     <w:rPr>
       <w:rFonts w:eastAsiaTheme="majorEastAsia" w:cstheme="majorBidi"/>
       <w:i/>
@@ -3309,7 +3490,7 @@
     <w:link w:val="Heading5"/>
     <w:uiPriority w:val="9"/>
     <w:semiHidden/>
-    <w:rsid w:val="00A678FB"/>
+    <w:rsid w:val="001F5767"/>
     <w:rPr>
       <w:rFonts w:eastAsiaTheme="majorEastAsia" w:cstheme="majorBidi"/>
       <w:color w:val="2F5496" w:themeColor="accent1" w:themeShade="BF"/>
@@ -3321,7 +3502,7 @@
     <w:link w:val="Heading6"/>
     <w:uiPriority w:val="9"/>
     <w:semiHidden/>
-    <w:rsid w:val="00A678FB"/>
+    <w:rsid w:val="001F5767"/>
     <w:rPr>
       <w:rFonts w:eastAsiaTheme="majorEastAsia" w:cstheme="majorBidi"/>
       <w:i/>
@@ -3335,7 +3516,7 @@
     <w:link w:val="Heading7"/>
     <w:uiPriority w:val="9"/>
     <w:semiHidden/>
-    <w:rsid w:val="00A678FB"/>
+    <w:rsid w:val="001F5767"/>
     <w:rPr>
       <w:rFonts w:eastAsiaTheme="majorEastAsia" w:cstheme="majorBidi"/>
       <w:color w:val="595959" w:themeColor="text1" w:themeTint="A6"/>
@@ -3347,7 +3528,7 @@
     <w:link w:val="Heading8"/>
     <w:uiPriority w:val="9"/>
     <w:semiHidden/>
-    <w:rsid w:val="00A678FB"/>
+    <w:rsid w:val="001F5767"/>
     <w:rPr>
       <w:rFonts w:eastAsiaTheme="majorEastAsia" w:cstheme="majorBidi"/>
       <w:i/>
@@ -3361,7 +3542,7 @@
     <w:link w:val="Heading9"/>
     <w:uiPriority w:val="9"/>
     <w:semiHidden/>
-    <w:rsid w:val="00A678FB"/>
+    <w:rsid w:val="001F5767"/>
     <w:rPr>
       <w:rFonts w:eastAsiaTheme="majorEastAsia" w:cstheme="majorBidi"/>
       <w:color w:val="272727" w:themeColor="text1" w:themeTint="D8"/>
@@ -3374,7 +3555,7 @@
     <w:link w:val="TitleChar"/>
     <w:uiPriority w:val="10"/>
     <w:qFormat/>
-    <w:rsid w:val="00A678FB"/>
+    <w:rsid w:val="001F5767"/>
     <w:pPr>
       <w:spacing w:after="80" w:line="240" w:lineRule="auto"/>
       <w:contextualSpacing/>
@@ -3392,7 +3573,7 @@
     <w:basedOn w:val="DefaultParagraphFont"/>
     <w:link w:val="Title"/>
     <w:uiPriority w:val="10"/>
-    <w:rsid w:val="00A678FB"/>
+    <w:rsid w:val="001F5767"/>
     <w:rPr>
       <w:rFonts w:asciiTheme="majorHAnsi" w:eastAsiaTheme="majorEastAsia" w:hAnsiTheme="majorHAnsi" w:cstheme="majorBidi"/>
       <w:spacing w:val="-10"/>
@@ -3408,7 +3589,7 @@
     <w:link w:val="SubtitleChar"/>
     <w:uiPriority w:val="11"/>
     <w:qFormat/>
-    <w:rsid w:val="00A678FB"/>
+    <w:rsid w:val="001F5767"/>
     <w:pPr>
       <w:numPr>
         <w:ilvl w:val="1"/>
@@ -3427,7 +3608,7 @@
     <w:basedOn w:val="DefaultParagraphFont"/>
     <w:link w:val="Subtitle"/>
     <w:uiPriority w:val="11"/>
-    <w:rsid w:val="00A678FB"/>
+    <w:rsid w:val="001F5767"/>
     <w:rPr>
       <w:rFonts w:eastAsiaTheme="majorEastAsia" w:cstheme="majorBidi"/>
       <w:color w:val="595959" w:themeColor="text1" w:themeTint="A6"/>
@@ -3443,7 +3624,7 @@
     <w:link w:val="QuoteChar"/>
     <w:uiPriority w:val="29"/>
     <w:qFormat/>
-    <w:rsid w:val="00A678FB"/>
+    <w:rsid w:val="001F5767"/>
     <w:pPr>
       <w:spacing w:before="160"/>
       <w:jc w:val="center"/>
@@ -3459,7 +3640,7 @@
     <w:basedOn w:val="DefaultParagraphFont"/>
     <w:link w:val="Quote"/>
     <w:uiPriority w:val="29"/>
-    <w:rsid w:val="00A678FB"/>
+    <w:rsid w:val="001F5767"/>
     <w:rPr>
       <w:i/>
       <w:iCs/>
@@ -3471,7 +3652,7 @@
     <w:basedOn w:val="Normal"/>
     <w:uiPriority w:val="34"/>
     <w:qFormat/>
-    <w:rsid w:val="00A678FB"/>
+    <w:rsid w:val="001F5767"/>
     <w:pPr>
       <w:ind w:left="720"/>
       <w:contextualSpacing/>
@@ -3482,7 +3663,7 @@
     <w:basedOn w:val="DefaultParagraphFont"/>
     <w:uiPriority w:val="21"/>
     <w:qFormat/>
-    <w:rsid w:val="00A678FB"/>
+    <w:rsid w:val="001F5767"/>
     <w:rPr>
       <w:i/>
       <w:iCs/>
@@ -3496,7 +3677,7 @@
     <w:link w:val="IntenseQuoteChar"/>
     <w:uiPriority w:val="30"/>
     <w:qFormat/>
-    <w:rsid w:val="00A678FB"/>
+    <w:rsid w:val="001F5767"/>
     <w:pPr>
       <w:pBdr>
         <w:top w:val="single" w:sz="4" w:space="10" w:color="2F5496" w:themeColor="accent1" w:themeShade="BF"/>
@@ -3517,7 +3698,7 @@
     <w:basedOn w:val="DefaultParagraphFont"/>
     <w:link w:val="IntenseQuote"/>
     <w:uiPriority w:val="30"/>
-    <w:rsid w:val="00A678FB"/>
+    <w:rsid w:val="001F5767"/>
     <w:rPr>
       <w:i/>
       <w:iCs/>
@@ -3529,7 +3710,7 @@
     <w:basedOn w:val="DefaultParagraphFont"/>
     <w:uiPriority w:val="32"/>
     <w:qFormat/>
-    <w:rsid w:val="00A678FB"/>
+    <w:rsid w:val="001F5767"/>
     <w:rPr>
       <w:b/>
       <w:bCs/>
